--- a/07_SCI_TUST/Chapter02_研究方法/子節架構/子節架構.docx
+++ b/07_SCI_TUST/Chapter02_研究方法/子節架構/子節架構.docx
@@ -7,19 +7,9 @@
         <w:rPr>
           <w:rFonts w:ascii="Times New Roman" w:hAnsi="Times New Roman" w:eastAsia="標楷體"/>
           <w:b/>
-          <w:sz w:val="32"/>
+          <w:sz w:val="30"/>
         </w:rPr>
-        <w:t>研究方法——子節架構</w:t>
-      </w:r>
-    </w:p>
-    <w:p>
-      <w:r>
-        <w:rPr>
-          <w:rFonts w:ascii="Times New Roman" w:hAnsi="Times New Roman" w:eastAsia="標楷體"/>
-          <w:b/>
-          <w:sz w:val="24"/>
-        </w:rPr>
-        <w:t>2.1 跨尺度架構與資料傳遞</w:t>
+        <w:t>研究方法 v2（3 節＋假設前置區；細節引前作與碩論）</w:t>
       </w:r>
     </w:p>
     <w:p>
@@ -30,19 +20,9 @@
         <w:rPr>
           <w:rFonts w:ascii="Times New Roman" w:hAnsi="Times New Roman" w:eastAsia="標楷體"/>
           <w:b w:val="0"/>
-          <w:sz w:val="22"/>
+          <w:sz w:val="23"/>
         </w:rPr>
-        <w:t>三尺度巢狀概念（Fig4）；Kabsch＋應變檢核；f 縮尺趨勢級定位（防線前置）</w:t>
-      </w:r>
-    </w:p>
-    <w:p>
-      <w:r>
-        <w:rPr>
-          <w:rFonts w:ascii="Times New Roman" w:hAnsi="Times New Roman" w:eastAsia="標楷體"/>
-          <w:b/>
-          <w:sz w:val="24"/>
-        </w:rPr>
-        <w:t>2.2 門檻滯動潛變模式</w:t>
+        <w:t>2.1 跨尺度架構與資料傳遞（含【建模假設前置區】＝A1 假設條款前置法）</w:t>
       </w:r>
     </w:p>
     <w:p>
@@ -53,19 +33,9 @@
         <w:rPr>
           <w:rFonts w:ascii="Times New Roman" w:hAnsi="Times New Roman" w:eastAsia="標楷體"/>
           <w:b w:val="0"/>
-          <w:sz w:val="22"/>
+          <w:sz w:val="23"/>
         </w:rPr>
-        <w:t>引前作；只寫差異：T 門檻掃描定準法、s1 T=1.0 物理錨點</w:t>
-      </w:r>
-    </w:p>
-    <w:p>
-      <w:r>
-        <w:rPr>
-          <w:rFonts w:ascii="Times New Roman" w:hAnsi="Times New Roman" w:eastAsia="標楷體"/>
-          <w:b/>
-          <w:sz w:val="24"/>
-        </w:rPr>
-        <w:t>2.3 BPM 襯砌與損傷量化</w:t>
+        <w:t>2.2 門檻滯動潛變模式（引前作只寫差異：T 門檻掃描定準法、s1 T=1.0 物理錨點）</w:t>
       </w:r>
     </w:p>
     <w:p>
@@ -76,54 +46,37 @@
         <w:rPr>
           <w:rFonts w:ascii="Times New Roman" w:hAnsi="Times New Roman" w:eastAsia="標楷體"/>
           <w:b w:val="0"/>
-          <w:sz w:val="22"/>
+          <w:sz w:val="23"/>
         </w:rPr>
-        <w:t>G4 鑄造一句；錨定帶；D=斷鍵/registry；三軌分類；QA 一段</w:t>
+        <w:t>2.3 BPM 襯砌與損傷量化（G4 鑄造、錨定帶、D=斷鍵/registry、三軌分類、QA 一段）</w:t>
       </w:r>
     </w:p>
     <w:p>
       <w:r>
         <w:rPr>
           <w:rFonts w:ascii="Times New Roman" w:hAnsi="Times New Roman" w:eastAsia="標楷體"/>
-          <w:b/>
-          <w:sz w:val="24"/>
+          <w:b w:val="0"/>
+          <w:sz w:val="23"/>
         </w:rPr>
-        <w:t>（2.4 雙向：不設節）</w:t>
-      </w:r>
-    </w:p>
-    <w:p>
-      <w:pPr>
-        <w:ind w:left="360"/>
-      </w:pPr>
-      <w:r>
-        <w:rPr>
-          <w:rFonts w:ascii="Times New Roman" w:hAnsi="Times New Roman" w:eastAsia="標楷體"/>
-          <w:b w:val="0"/>
-          <w:sz w:val="22"/>
-        </w:rPr>
-        <w:t>Ch2 末一句預告，全部內容在 5.1</w:t>
-      </w:r>
-    </w:p>
-    <w:p>
-      <w:pPr>
-        <w:spacing w:after="240"/>
-      </w:pPr>
-      <w:r>
-        <w:rPr>
-          <w:rFonts w:ascii="Times New Roman" w:hAnsi="Times New Roman" w:eastAsia="標楷體"/>
-          <w:b/>
-          <w:color w:val="C00000"/>
-          <w:sz w:val="24"/>
-        </w:rPr>
-        <w:t>【⚖ 待裁決】</w:t>
+        <w:t>雙向方法不設節——Ch2 末一句預告、全部內容在 5.1。</w:t>
       </w:r>
       <w:r>
         <w:rPr>
           <w:rFonts w:ascii="Times New Roman" w:hAnsi="Times New Roman" w:eastAsia="標楷體"/>
           <w:b w:val="0"/>
-          <w:sz w:val="24"/>
+          <w:sz w:val="23"/>
         </w:rPr>
-        <w:t>子節切法與順序？</w:t>
+        <w:t xml:space="preserve">　</w:t>
+      </w:r>
+      <w:r>
+        <w:rPr>
+          <w:rFonts w:ascii="Times New Roman" w:hAnsi="Times New Roman" w:eastAsia="標楷體"/>
+          <w:b w:val="0"/>
+          <w:color w:val="000000"/>
+          <w:sz w:val="21"/>
+          <w:highlight w:val="yellow"/>
+        </w:rPr>
+        <w:t>【重點：方法章只寫單向；雙向是討論】</w:t>
       </w:r>
     </w:p>
     <w:sectPr>
